--- a/en/wisdom-stories/dont-say-i-couldnt-deliver-or-i-couldnt-manage.docx
+++ b/en/wisdom-stories/dont-say-i-couldnt-deliver-or-i-couldnt-manage.docx
@@ -4,92 +4,51 @@
   <w:body>
     <w:p>
       <w:pPr>
-        <w:spacing w:before="0" w:after="60"/>
-        <w:jc w:val="left"/>
+        <w:pStyle w:val="Title"/>
       </w:pPr>
       <w:r>
-        <w:rPr>
-          <w:rFonts w:ascii="Arial" w:hAnsi="Arial" w:eastAsia="Arial"/>
-          <w:i w:val="0"/>
-          <w:color w:val="000000"/>
-          <w:sz w:val="52"/>
-        </w:rPr>
-        <w:t>Don't say "I didn't deliver, I couldn't do it"</w:t>
+        <w:t>Tomorrow Is Another Chance</w:t>
       </w:r>
     </w:p>
     <w:p>
       <w:pPr>
-        <w:jc w:val="left"/>
+        <w:keepNext/>
       </w:pPr>
       <w:r>
-        <w:rPr>
-          <w:rFonts w:ascii="Arial" w:hAnsi="Arial" w:eastAsia="Arial"/>
-          <w:i w:val="0"/>
-          <w:color w:val="000000"/>
-          <w:sz w:val="22"/>
-        </w:rPr>
-        <w:t>Days replace each other. Some end their days happy, some sad. But no matter what, don't say "I didn't deliver, I couldn't do it" for the things you couldn't do today. Most importantly, don't despair. The next day, as soon as the sun rises, the whole day is yours.</w:t>
+        <w:t>One day follows another. Some end happily; others bring disappointment. Whatever remains unfinished today, do not dwell on “I failed” or “I couldn’t do it.” Above all, do not lose hope. When the sun rises tomorrow, a whole new day will be yours.</w:t>
       </w:r>
     </w:p>
     <w:p>
       <w:pPr>
-        <w:pStyle w:val="Moral"/>
         <w:keepNext/>
         <w:keepLines/>
-        <w:widowControl/>
-        <w:spacing w:before="240" w:after="180" w:line="283" w:lineRule="auto"/>
-        <w:ind w:left="240" w:right="240"/>
-        <w:jc w:val="left"/>
-        <w:pBdr>
-          <w:top w:val="single" w:sz="8" w:space="7" w:color="E8D59A"/>
-          <w:left w:val="single" w:sz="32" w:space="11" w:color="C6A23A"/>
-          <w:bottom w:val="single" w:sz="8" w:space="7" w:color="E8D59A"/>
-          <w:right w:val="single" w:sz="8" w:space="11" w:color="E8D59A"/>
-        </w:pBdr>
-        <w:shd w:val="clear" w:color="auto" w:fill="FFF8E1"/>
+        <w:spacing w:before="160"/>
       </w:pPr>
       <w:r>
         <w:rPr>
-          <w:rFonts w:ascii="Arial" w:hAnsi="Arial" w:eastAsia="Arial" w:cs="Arial"/>
           <w:b/>
-          <w:i w:val="0"/>
-          <w:color w:val="9A7417"/>
-          <w:sz w:val="22"/>
         </w:rPr>
-        <w:t xml:space="preserve">Moral: </w:t>
+        <w:t>Moral:</w:t>
       </w:r>
       <w:r>
-        <w:rPr>
-          <w:rFonts w:ascii="Arial" w:hAnsi="Arial" w:eastAsia="Arial" w:cs="Arial"/>
-          <w:b w:val="0"/>
-          <w:i w:val="0"/>
-          <w:color w:val="3F3826"/>
-          <w:sz w:val="22"/>
-        </w:rPr>
-        <w:t>Every day is a new page. You can't change yesterday, but how you write today is in your hands.</w:t>
+        <w:t xml:space="preserve"> Every day is a new page. You can't change yesterday, but how you write today is in your hands.</w:t>
       </w:r>
     </w:p>
     <w:p>
       <w:pPr>
-        <w:keepLines/>
-        <w:widowControl/>
-        <w:spacing w:before="60" w:after="0" w:line="240" w:lineRule="auto"/>
-        <w:jc w:val="right"/>
+        <w:spacing w:after="80"/>
       </w:pPr>
       <w:r>
         <w:rPr>
-          <w:rFonts w:ascii="Arial" w:hAnsi="Arial" w:eastAsia="Arial" w:cs="Arial"/>
-          <w:b w:val="0"/>
           <w:i/>
-          <w:color w:val="8A7950"/>
-          <w:sz w:val="17"/>
+          <w:sz w:val="18"/>
         </w:rPr>
-        <w:t>The story was obtained from open Internet sources.</w:t>
+        <w:t>Source: Publicly available internet sources.</w:t>
       </w:r>
     </w:p>
     <w:sectPr>
       <w:pgSz w:w="12240" w:h="15840"/>
-      <w:pgMar w:top="1440" w:right="1440" w:bottom="1440" w:left="1440" w:header="708" w:footer="708" w:gutter="0"/>
+      <w:pgMar w:top="1080" w:right="1224" w:bottom="1080" w:left="1224" w:header="720" w:footer="720" w:gutter="0"/>
       <w:cols w:space="720"/>
       <w:docGrid w:linePitch="360"/>
     </w:sectPr>
@@ -461,12 +420,14 @@
     <w:qFormat/>
     <w:rsid w:val="00FC693F"/>
     <w:pPr>
-      <w:spacing w:before="0" w:after="160" w:line="276" w:lineRule="auto"/>
+      <w:widowControl/>
+      <w:spacing w:after="120" w:line="259" w:lineRule="auto"/>
     </w:pPr>
     <w:rPr>
-      <w:rFonts w:ascii="Arial" w:hAnsi="Arial" w:eastAsia="Arial"/>
+      <w:rFonts w:ascii="Arial" w:hAnsi="Arial"/>
       <w:color w:val="000000"/>
       <w:sz w:val="22"/>
+      <w:lang w:val="en-US"/>
     </w:rPr>
   </w:style>
   <w:style w:type="paragraph" w:styleId="Header">
@@ -810,18 +771,17 @@
     <w:qFormat/>
     <w:rsid w:val="00FC693F"/>
     <w:pPr>
-      <w:pBdr>
-        <w:bottom w:val="single" w:sz="8" w:space="4" w:color="4F81BD" w:themeColor="accent1"/>
-      </w:pBdr>
-      <w:spacing w:after="300" w:line="240" w:lineRule="auto"/>
+      <w:keepNext/>
+      <w:spacing w:after="280" w:line="240" w:lineRule="auto"/>
       <w:contextualSpacing/>
     </w:pPr>
     <w:rPr>
-      <w:rFonts w:asciiTheme="majorHAnsi" w:eastAsiaTheme="majorEastAsia" w:hAnsiTheme="majorHAnsi" w:cstheme="majorBidi"/>
-      <w:color w:val="17365D" w:themeColor="text2" w:themeShade="BF"/>
+      <w:rFonts w:asciiTheme="majorHAnsi" w:eastAsiaTheme="majorEastAsia" w:hAnsiTheme="majorHAnsi" w:cstheme="majorBidi" w:ascii="Arial" w:hAnsi="Arial"/>
+      <w:b/>
+      <w:color w:val="000000"/>
       <w:spacing w:val="5"/>
       <w:kern w:val="28"/>
-      <w:sz w:val="52"/>
+      <w:sz w:val="34"/>
       <w:szCs w:val="52"/>
     </w:rPr>
   </w:style>
@@ -1297,9 +1257,6 @@
     <w:qFormat/>
     <w:rsid w:val="00FC693F"/>
     <w:pPr>
-      <w:pBdr>
-        <w:bottom w:val="single" w:sz="4" w:space="4" w:color="4F81BD" w:themeColor="accent1"/>
-      </w:pBdr>
       <w:spacing w:before="200" w:after="280"/>
       <w:ind w:left="936" w:right="936"/>
     </w:pPr>
@@ -12150,18 +12107,6 @@
         <w:shd w:val="clear" w:color="auto" w:fill="FBCAA2" w:themeFill="accent6" w:themeFillTint="7F"/>
       </w:tcPr>
     </w:tblStylePr>
-  </w:style>
-  <w:style w:type="paragraph" w:customStyle="1" w:styleId="Moral">
-    <w:name w:val="Moral"/>
-    <w:basedOn w:val="Normal"/>
-    <w:pPr>
-      <w:spacing w:before="160" w:after="0" w:line="276" w:lineRule="auto"/>
-    </w:pPr>
-    <w:rPr>
-      <w:rFonts w:ascii="Arial" w:hAnsi="Arial" w:eastAsia="Arial"/>
-      <w:i/>
-      <w:sz w:val="22"/>
-    </w:rPr>
   </w:style>
 </w:styles>
 </file>

--- a/en/wisdom-stories/dont-say-i-couldnt-deliver-or-i-couldnt-manage.docx
+++ b/en/wisdom-stories/dont-say-i-couldnt-deliver-or-i-couldnt-manage.docx
@@ -7,7 +7,7 @@
         <w:pStyle w:val="Title"/>
       </w:pPr>
       <w:r>
-        <w:t>Tomorrow Is Another Chance</w:t>
+        <w:t>Don't Say I Couldn't Get It Done, I Couldn't Manage</w:t>
       </w:r>
     </w:p>
     <w:p>
@@ -15,7 +15,7 @@
         <w:keepNext/>
       </w:pPr>
       <w:r>
-        <w:t>One day follows another. Some end happily; others bring disappointment. Whatever remains unfinished today, do not dwell on “I failed” or “I couldn’t do it.” Above all, do not lose hope. When the sun rises tomorrow, a whole new day will be yours.</w:t>
+        <w:t>Days follow one another. Some people end the day in joy, some in sorrow. But do not lose heart over the work you could not finish today by saying “I didn’t get it done, I couldn’t manage.” Above all, do not lose hope. When the sun rises tomorrow, a whole day will be before you.</w:t>
       </w:r>
     </w:p>
     <w:p>
@@ -28,11 +28,9 @@
         <w:rPr>
           <w:b/>
         </w:rPr>
-        <w:t>Moral:</w:t>
+        <w:t>Moral: Every day is a new page. You can't change yesterday, but how you write today is in your hands.</w:t>
       </w:r>
-      <w:r>
-        <w:t xml:space="preserve"> Every day is a new page. You can't change yesterday, but how you write today is in your hands.</w:t>
-      </w:r>
+      <w:r/>
     </w:p>
     <w:p>
       <w:pPr>
@@ -43,7 +41,7 @@
           <w:i/>
           <w:sz w:val="18"/>
         </w:rPr>
-        <w:t>Source: Publicly available internet sources.</w:t>
+        <w:t>Stories are taken from open Internet sources; illustrations were created with AI.</w:t>
       </w:r>
     </w:p>
     <w:sectPr>
